--- a/Capstone/Definition of Done.docx
+++ b/Capstone/Definition of Done.docx
@@ -27,7 +27,7 @@
           <w:color w:val="101110"/>
           <w:sz w:val="44"/>
         </w:rPr>
-        <w:t>Capstone — Definition of Done</w:t>
+        <w:t>Capstone — Definition of Done (Self‑Check)</w:t>
       </w:r>
     </w:p>
     <w:p>
@@ -48,7 +48,41 @@
           <w:color w:val="101110"/>
           <w:sz w:val="22"/>
         </w:rPr>
-        <w:t>Use this to know when you're actually finished, and to see how it's assessed. It's deliberately simple: a real, repeatable workflow beats a fancy one‑off.</w:t>
+        <w:t xml:space="preserve">Use this to know when your capstone is actually finished. It's a </w:t>
+      </w:r>
+      <w:r>
+        <w:rPr>
+          <w:rFonts w:ascii="Calibri" w:hAnsi="Calibri"/>
+          <w:b/>
+          <w:color w:val="101110"/>
+          <w:sz w:val="22"/>
+        </w:rPr>
+        <w:t>self‑check</w:t>
+      </w:r>
+      <w:r>
+        <w:rPr>
+          <w:rFonts w:ascii="Calibri" w:hAnsi="Calibri"/>
+          <w:color w:val="101110"/>
+          <w:sz w:val="22"/>
+        </w:rPr>
+        <w:t xml:space="preserve"> — nobody's grading this, it's just so </w:t>
+      </w:r>
+      <w:r>
+        <w:rPr>
+          <w:rFonts w:ascii="Calibri" w:hAnsi="Calibri"/>
+          <w:i/>
+          <w:color w:val="101110"/>
+          <w:sz w:val="22"/>
+        </w:rPr>
+        <w:t>you</w:t>
+      </w:r>
+      <w:r>
+        <w:rPr>
+          <w:rFonts w:ascii="Calibri" w:hAnsi="Calibri"/>
+          <w:color w:val="101110"/>
+          <w:sz w:val="22"/>
+        </w:rPr>
+        <w:t xml:space="preserve"> can tell you've built something solid. The bar is deliberately simple: a real, repeatable workflow beats a fancy one‑off.</w:t>
       </w:r>
     </w:p>
     <w:p>
@@ -359,7 +393,7 @@
           <w:color w:val="101110"/>
           <w:sz w:val="30"/>
         </w:rPr>
-        <w:t>How it's graded (rubric)</w:t>
+        <w:t>The four things that make it solid (self‑check)</w:t>
       </w:r>
     </w:p>
     <w:tbl>
@@ -392,7 +426,7 @@
                 <w:color w:val="FFFFFF"/>
                 <w:sz w:val="20"/>
               </w:rPr>
-              <w:t>Criterion</w:t>
+              <w:t>Look for…</w:t>
             </w:r>
           </w:p>
         </w:tc>
@@ -415,7 +449,7 @@
                 <w:color w:val="FFFFFF"/>
                 <w:sz w:val="20"/>
               </w:rPr>
-              <w:t>Meets the bar when…</w:t>
+              <w:t>You've got it when…</w:t>
             </w:r>
           </w:p>
         </w:tc>
@@ -928,7 +962,7 @@
           <w:color w:val="101110"/>
           <w:sz w:val="22"/>
         </w:rPr>
-        <w:t xml:space="preserve"> (this folder). How and when to submit is in the </w:t>
+        <w:t xml:space="preserve"> (this folder). The </w:t>
       </w:r>
       <w:r>
         <w:rPr>
@@ -946,7 +980,7 @@
           <w:color w:val="101110"/>
           <w:sz w:val="22"/>
         </w:rPr>
-        <w:t>.</w:t>
+        <w:t xml:space="preserve"> has the overview. Remember: this is optional and self‑directed — build it because it's useful to you, share it in Slack only if you'd like.</w:t>
       </w:r>
     </w:p>
     <w:sectPr>
